--- a/docs/word/12 - Integração com a API CNN.docx
+++ b/docs/word/12 - Integração com a API CNN.docx
@@ -118,11 +118,11 @@
       <w:pPr>
         <w:pStyle w:val="Heading1"/>
       </w:pPr>
-      <w:bookmarkStart w:name="_Toc111" w:id="111"/>
+      <w:bookmarkStart w:name="_Toc112" w:id="112"/>
       <w:r>
         <w:t xml:space="preserve">Sumário</w:t>
       </w:r>
-      <w:bookmarkEnd w:id="111"/>
+      <w:bookmarkEnd w:id="112"/>
     </w:p>
     <w:p>
       <w:r>
@@ -153,7 +153,7 @@
             <w:instrText xml:space="preserve">TOC \h \o "1-2"</w:instrText>
             <w:fldChar w:fldCharType="separate"/>
           </w:r>
-          <w:hyperlink w:history="1" w:anchor="_Toc111">
+          <w:hyperlink w:history="1" w:anchor="_Toc112">
             <w:r>
               <w:t xml:space="preserve">Sumário</w:t>
             </w:r>
@@ -162,7 +162,7 @@
             </w:r>
             <w:r>
               <w:fldChar w:fldCharType="begin" w:dirty="true"/>
-              <w:instrText xml:space="preserve">PAGEREF _Toc111 \h</w:instrText>
+              <w:instrText xml:space="preserve">PAGEREF _Toc112 \h</w:instrText>
               <w:fldChar w:fldCharType="separate"/>
               <w:fldChar w:fldCharType="end"/>
             </w:r>
@@ -175,32 +175,9 @@
               <w:tab w:val="right" w:pos="9638" w:leader="dot"/>
             </w:tabs>
           </w:pPr>
-          <w:hyperlink w:history="1" w:anchor="_Toc112">
+          <w:hyperlink w:history="1" w:anchor="_Toc113">
             <w:r>
               <w:t xml:space="preserve">Integração com a API do CNN</w:t>
-            </w:r>
-            <w:r>
-              <w:tab/>
-            </w:r>
-            <w:r>
-              <w:fldChar w:fldCharType="begin" w:dirty="true"/>
-              <w:instrText xml:space="preserve">PAGEREF _Toc112 \h</w:instrText>
-              <w:fldChar w:fldCharType="separate"/>
-              <w:fldChar w:fldCharType="end"/>
-            </w:r>
-          </w:hyperlink>
-        </w:p>
-        <w:p>
-          <w:pPr>
-            <w:pStyle w:val="TOC2"/>
-            <w:tabs>
-              <w:tab w:val="right" w:pos="9638" w:leader="dot"/>
-            </w:tabs>
-            <w:ind w:left="220"/>
-          </w:pPr>
-          <w:hyperlink w:history="1" w:anchor="_Toc113">
-            <w:r>
-              <w:t xml:space="preserve">Para que serve</w:t>
             </w:r>
             <w:r>
               <w:tab/>
@@ -223,7 +200,7 @@
           </w:pPr>
           <w:hyperlink w:history="1" w:anchor="_Toc114">
             <w:r>
-              <w:t xml:space="preserve">Quando é chamada</w:t>
+              <w:t xml:space="preserve">Para que serve</w:t>
             </w:r>
             <w:r>
               <w:tab/>
@@ -246,7 +223,7 @@
           </w:pPr>
           <w:hyperlink w:history="1" w:anchor="_Toc115">
             <w:r>
-              <w:t xml:space="preserve">Autenticação</w:t>
+              <w:t xml:space="preserve">Quando é chamada</w:t>
             </w:r>
             <w:r>
               <w:tab/>
@@ -269,7 +246,7 @@
           </w:pPr>
           <w:hyperlink w:history="1" w:anchor="_Toc116">
             <w:r>
-              <w:t xml:space="preserve">Endpoints</w:t>
+              <w:t xml:space="preserve">Autenticação</w:t>
             </w:r>
             <w:r>
               <w:tab/>
@@ -292,7 +269,7 @@
           </w:pPr>
           <w:hyperlink w:history="1" w:anchor="_Toc117">
             <w:r>
-              <w:t xml:space="preserve">Limites e ritmo</w:t>
+              <w:t xml:space="preserve">Endpoints</w:t>
             </w:r>
             <w:r>
               <w:tab/>
@@ -315,7 +292,7 @@
           </w:pPr>
           <w:hyperlink w:history="1" w:anchor="_Toc118">
             <w:r>
-              <w:t xml:space="preserve">Erros</w:t>
+              <w:t xml:space="preserve">Limites e ritmo</w:t>
             </w:r>
             <w:r>
               <w:tab/>
@@ -323,6 +300,29 @@
             <w:r>
               <w:fldChar w:fldCharType="begin" w:dirty="true"/>
               <w:instrText xml:space="preserve">PAGEREF _Toc118 \h</w:instrText>
+              <w:fldChar w:fldCharType="separate"/>
+              <w:fldChar w:fldCharType="end"/>
+            </w:r>
+          </w:hyperlink>
+        </w:p>
+        <w:p>
+          <w:pPr>
+            <w:pStyle w:val="TOC2"/>
+            <w:tabs>
+              <w:tab w:val="right" w:pos="9638" w:leader="dot"/>
+            </w:tabs>
+            <w:ind w:left="220"/>
+          </w:pPr>
+          <w:hyperlink w:history="1" w:anchor="_Toc119">
+            <w:r>
+              <w:t xml:space="preserve">Erros</w:t>
+            </w:r>
+            <w:r>
+              <w:tab/>
+            </w:r>
+            <w:r>
+              <w:fldChar w:fldCharType="begin" w:dirty="true"/>
+              <w:instrText xml:space="preserve">PAGEREF _Toc119 \h</w:instrText>
               <w:fldChar w:fldCharType="separate"/>
               <w:fldChar w:fldCharType="end"/>
             </w:r>
@@ -340,11 +340,11 @@
         <w:pStyle w:val="Heading1"/>
         <w:pageBreakBefore/>
       </w:pPr>
-      <w:bookmarkStart w:name="_Toc112" w:id="112"/>
+      <w:bookmarkStart w:name="_Toc113" w:id="113"/>
       <w:r>
         <w:t xml:space="preserve">Integração com a API do CNN</w:t>
       </w:r>
-      <w:bookmarkEnd w:id="112"/>
+      <w:bookmarkEnd w:id="113"/>
     </w:p>
     <w:p>
       <w:pPr>
@@ -380,11 +380,11 @@
       <w:pPr>
         <w:pStyle w:val="Heading2"/>
       </w:pPr>
-      <w:bookmarkStart w:name="_Toc113" w:id="113"/>
+      <w:bookmarkStart w:name="_Toc114" w:id="114"/>
       <w:r>
         <w:t xml:space="preserve">Para que serve</w:t>
       </w:r>
-      <w:bookmarkEnd w:id="113"/>
+      <w:bookmarkEnd w:id="114"/>
     </w:p>
     <w:p>
       <w:pPr>
@@ -398,11 +398,11 @@
       <w:pPr>
         <w:pStyle w:val="Heading2"/>
       </w:pPr>
-      <w:bookmarkStart w:name="_Toc114" w:id="114"/>
+      <w:bookmarkStart w:name="_Toc115" w:id="115"/>
       <w:r>
         <w:t xml:space="preserve">Quando é chamada</w:t>
       </w:r>
-      <w:bookmarkEnd w:id="114"/>
+      <w:bookmarkEnd w:id="115"/>
     </w:p>
     <w:tbl>
       <w:tblPr>
@@ -1094,11 +1094,11 @@
       <w:pPr>
         <w:pStyle w:val="Heading2"/>
       </w:pPr>
-      <w:bookmarkStart w:name="_Toc115" w:id="115"/>
+      <w:bookmarkStart w:name="_Toc116" w:id="116"/>
       <w:r>
         <w:t xml:space="preserve">Autenticação</w:t>
       </w:r>
-      <w:bookmarkEnd w:id="115"/>
+      <w:bookmarkEnd w:id="116"/>
     </w:p>
     <w:p>
       <w:pPr>
@@ -1233,11 +1233,11 @@
       <w:pPr>
         <w:pStyle w:val="Heading2"/>
       </w:pPr>
-      <w:bookmarkStart w:name="_Toc116" w:id="116"/>
+      <w:bookmarkStart w:name="_Toc117" w:id="117"/>
       <w:r>
         <w:t xml:space="preserve">Endpoints</w:t>
       </w:r>
-      <w:bookmarkEnd w:id="116"/>
+      <w:bookmarkEnd w:id="117"/>
     </w:p>
     <w:p>
       <w:pPr>
@@ -4921,11 +4921,11 @@
       <w:pPr>
         <w:pStyle w:val="Heading2"/>
       </w:pPr>
-      <w:bookmarkStart w:name="_Toc117" w:id="117"/>
+      <w:bookmarkStart w:name="_Toc118" w:id="118"/>
       <w:r>
         <w:t xml:space="preserve">Limites e ritmo</w:t>
       </w:r>
-      <w:bookmarkEnd w:id="117"/>
+      <w:bookmarkEnd w:id="118"/>
     </w:p>
     <w:tbl>
       <w:tblPr>
@@ -5548,11 +5548,11 @@
       <w:pPr>
         <w:pStyle w:val="Heading2"/>
       </w:pPr>
-      <w:bookmarkStart w:name="_Toc118" w:id="118"/>
+      <w:bookmarkStart w:name="_Toc119" w:id="119"/>
       <w:r>
         <w:t xml:space="preserve">Erros</w:t>
       </w:r>
-      <w:bookmarkEnd w:id="118"/>
+      <w:bookmarkEnd w:id="119"/>
     </w:p>
     <w:p>
       <w:pPr>

--- a/docs/word/12 - Integração com a API CNN.docx
+++ b/docs/word/12 - Integração com a API CNN.docx
@@ -12,7 +12,7 @@
           <wp:inline distT="0" distB="0" distL="0" distR="0">
             <wp:extent cx="2286000" cy="847725"/>
             <wp:effectExtent t="0" r="0" b="0" l="0"/>
-            <wp:docPr id="33" name="" descr="" title=""/>
+            <wp:docPr id="34" name="" descr="" title=""/>
             <wp:cNvGraphicFramePr>
               <a:graphicFrameLocks xmlns:a="http://schemas.openxmlformats.org/drawingml/2006/main" noChangeAspect="1"/>
             </wp:cNvGraphicFramePr>
@@ -92,7 +92,7 @@
           <w:sz w:val="22"/>
           <w:szCs w:val="22"/>
         </w:rPr>
-        <w:t xml:space="preserve">Atualizado em 23 de outubro de 2026</w:t>
+        <w:t xml:space="preserve">Atualizado em 28 de outubro de 2026</w:t>
       </w:r>
     </w:p>
     <w:p>
@@ -118,11 +118,11 @@
       <w:pPr>
         <w:pStyle w:val="Heading1"/>
       </w:pPr>
-      <w:bookmarkStart w:name="_Toc112" w:id="112"/>
+      <w:bookmarkStart w:name="_Toc120" w:id="120"/>
       <w:r>
         <w:t xml:space="preserve">Sumário</w:t>
       </w:r>
-      <w:bookmarkEnd w:id="112"/>
+      <w:bookmarkEnd w:id="120"/>
     </w:p>
     <w:p>
       <w:r>
@@ -153,7 +153,7 @@
             <w:instrText xml:space="preserve">TOC \h \o "1-2"</w:instrText>
             <w:fldChar w:fldCharType="separate"/>
           </w:r>
-          <w:hyperlink w:history="1" w:anchor="_Toc112">
+          <w:hyperlink w:history="1" w:anchor="_Toc120">
             <w:r>
               <w:t xml:space="preserve">Sumário</w:t>
             </w:r>
@@ -162,7 +162,7 @@
             </w:r>
             <w:r>
               <w:fldChar w:fldCharType="begin" w:dirty="true"/>
-              <w:instrText xml:space="preserve">PAGEREF _Toc112 \h</w:instrText>
+              <w:instrText xml:space="preserve">PAGEREF _Toc120 \h</w:instrText>
               <w:fldChar w:fldCharType="separate"/>
               <w:fldChar w:fldCharType="end"/>
             </w:r>
@@ -175,7 +175,7 @@
               <w:tab w:val="right" w:pos="9638" w:leader="dot"/>
             </w:tabs>
           </w:pPr>
-          <w:hyperlink w:history="1" w:anchor="_Toc113">
+          <w:hyperlink w:history="1" w:anchor="_Toc121">
             <w:r>
               <w:t xml:space="preserve">Integração com a API do CNN</w:t>
             </w:r>
@@ -184,7 +184,7 @@
             </w:r>
             <w:r>
               <w:fldChar w:fldCharType="begin" w:dirty="true"/>
-              <w:instrText xml:space="preserve">PAGEREF _Toc113 \h</w:instrText>
+              <w:instrText xml:space="preserve">PAGEREF _Toc121 \h</w:instrText>
               <w:fldChar w:fldCharType="separate"/>
               <w:fldChar w:fldCharType="end"/>
             </w:r>
@@ -198,7 +198,7 @@
             </w:tabs>
             <w:ind w:left="220"/>
           </w:pPr>
-          <w:hyperlink w:history="1" w:anchor="_Toc114">
+          <w:hyperlink w:history="1" w:anchor="_Toc122">
             <w:r>
               <w:t xml:space="preserve">Para que serve</w:t>
             </w:r>
@@ -207,7 +207,7 @@
             </w:r>
             <w:r>
               <w:fldChar w:fldCharType="begin" w:dirty="true"/>
-              <w:instrText xml:space="preserve">PAGEREF _Toc114 \h</w:instrText>
+              <w:instrText xml:space="preserve">PAGEREF _Toc122 \h</w:instrText>
               <w:fldChar w:fldCharType="separate"/>
               <w:fldChar w:fldCharType="end"/>
             </w:r>
@@ -221,7 +221,7 @@
             </w:tabs>
             <w:ind w:left="220"/>
           </w:pPr>
-          <w:hyperlink w:history="1" w:anchor="_Toc115">
+          <w:hyperlink w:history="1" w:anchor="_Toc123">
             <w:r>
               <w:t xml:space="preserve">Quando é chamada</w:t>
             </w:r>
@@ -230,7 +230,7 @@
             </w:r>
             <w:r>
               <w:fldChar w:fldCharType="begin" w:dirty="true"/>
-              <w:instrText xml:space="preserve">PAGEREF _Toc115 \h</w:instrText>
+              <w:instrText xml:space="preserve">PAGEREF _Toc123 \h</w:instrText>
               <w:fldChar w:fldCharType="separate"/>
               <w:fldChar w:fldCharType="end"/>
             </w:r>
@@ -244,7 +244,7 @@
             </w:tabs>
             <w:ind w:left="220"/>
           </w:pPr>
-          <w:hyperlink w:history="1" w:anchor="_Toc116">
+          <w:hyperlink w:history="1" w:anchor="_Toc124">
             <w:r>
               <w:t xml:space="preserve">Autenticação</w:t>
             </w:r>
@@ -253,7 +253,7 @@
             </w:r>
             <w:r>
               <w:fldChar w:fldCharType="begin" w:dirty="true"/>
-              <w:instrText xml:space="preserve">PAGEREF _Toc116 \h</w:instrText>
+              <w:instrText xml:space="preserve">PAGEREF _Toc124 \h</w:instrText>
               <w:fldChar w:fldCharType="separate"/>
               <w:fldChar w:fldCharType="end"/>
             </w:r>
@@ -267,7 +267,7 @@
             </w:tabs>
             <w:ind w:left="220"/>
           </w:pPr>
-          <w:hyperlink w:history="1" w:anchor="_Toc117">
+          <w:hyperlink w:history="1" w:anchor="_Toc125">
             <w:r>
               <w:t xml:space="preserve">Endpoints</w:t>
             </w:r>
@@ -276,7 +276,7 @@
             </w:r>
             <w:r>
               <w:fldChar w:fldCharType="begin" w:dirty="true"/>
-              <w:instrText xml:space="preserve">PAGEREF _Toc117 \h</w:instrText>
+              <w:instrText xml:space="preserve">PAGEREF _Toc125 \h</w:instrText>
               <w:fldChar w:fldCharType="separate"/>
               <w:fldChar w:fldCharType="end"/>
             </w:r>
@@ -290,7 +290,7 @@
             </w:tabs>
             <w:ind w:left="220"/>
           </w:pPr>
-          <w:hyperlink w:history="1" w:anchor="_Toc118">
+          <w:hyperlink w:history="1" w:anchor="_Toc126">
             <w:r>
               <w:t xml:space="preserve">Limites e ritmo</w:t>
             </w:r>
@@ -299,7 +299,7 @@
             </w:r>
             <w:r>
               <w:fldChar w:fldCharType="begin" w:dirty="true"/>
-              <w:instrText xml:space="preserve">PAGEREF _Toc118 \h</w:instrText>
+              <w:instrText xml:space="preserve">PAGEREF _Toc126 \h</w:instrText>
               <w:fldChar w:fldCharType="separate"/>
               <w:fldChar w:fldCharType="end"/>
             </w:r>
@@ -313,7 +313,7 @@
             </w:tabs>
             <w:ind w:left="220"/>
           </w:pPr>
-          <w:hyperlink w:history="1" w:anchor="_Toc119">
+          <w:hyperlink w:history="1" w:anchor="_Toc127">
             <w:r>
               <w:t xml:space="preserve">Erros</w:t>
             </w:r>
@@ -322,7 +322,7 @@
             </w:r>
             <w:r>
               <w:fldChar w:fldCharType="begin" w:dirty="true"/>
-              <w:instrText xml:space="preserve">PAGEREF _Toc119 \h</w:instrText>
+              <w:instrText xml:space="preserve">PAGEREF _Toc127 \h</w:instrText>
               <w:fldChar w:fldCharType="separate"/>
               <w:fldChar w:fldCharType="end"/>
             </w:r>
@@ -340,11 +340,11 @@
         <w:pStyle w:val="Heading1"/>
         <w:pageBreakBefore/>
       </w:pPr>
-      <w:bookmarkStart w:name="_Toc113" w:id="113"/>
+      <w:bookmarkStart w:name="_Toc121" w:id="121"/>
       <w:r>
         <w:t xml:space="preserve">Integração com a API do CNN</w:t>
       </w:r>
-      <w:bookmarkEnd w:id="113"/>
+      <w:bookmarkEnd w:id="121"/>
     </w:p>
     <w:p>
       <w:pPr>
@@ -380,11 +380,11 @@
       <w:pPr>
         <w:pStyle w:val="Heading2"/>
       </w:pPr>
-      <w:bookmarkStart w:name="_Toc114" w:id="114"/>
+      <w:bookmarkStart w:name="_Toc122" w:id="122"/>
       <w:r>
         <w:t xml:space="preserve">Para que serve</w:t>
       </w:r>
-      <w:bookmarkEnd w:id="114"/>
+      <w:bookmarkEnd w:id="122"/>
     </w:p>
     <w:p>
       <w:pPr>
@@ -398,11 +398,11 @@
       <w:pPr>
         <w:pStyle w:val="Heading2"/>
       </w:pPr>
-      <w:bookmarkStart w:name="_Toc115" w:id="115"/>
+      <w:bookmarkStart w:name="_Toc123" w:id="123"/>
       <w:r>
         <w:t xml:space="preserve">Quando é chamada</w:t>
       </w:r>
-      <w:bookmarkEnd w:id="115"/>
+      <w:bookmarkEnd w:id="123"/>
     </w:p>
     <w:tbl>
       <w:tblPr>
@@ -1094,11 +1094,11 @@
       <w:pPr>
         <w:pStyle w:val="Heading2"/>
       </w:pPr>
-      <w:bookmarkStart w:name="_Toc116" w:id="116"/>
+      <w:bookmarkStart w:name="_Toc124" w:id="124"/>
       <w:r>
         <w:t xml:space="preserve">Autenticação</w:t>
       </w:r>
-      <w:bookmarkEnd w:id="116"/>
+      <w:bookmarkEnd w:id="124"/>
     </w:p>
     <w:p>
       <w:pPr>
@@ -1162,7 +1162,17 @@
         <w:t xml:space="preserve">clinicaNasNuvens-cid</w:t>
       </w:r>
       <w:r>
-        <w:t xml:space="preserve"> em toda requisição. Identifica a clínica. O Swagger declara esse header em todos os endpoints.</w:t>
+        <w:t xml:space="preserve"> em toda requisição. Identifica a clínica (a </w:t>
+      </w:r>
+      <w:r>
+        <w:rPr>
+          <w:b/>
+          <w:bCs/>
+        </w:rPr>
+        <w:t xml:space="preserve">unidade</w:t>
+      </w:r>
+      <w:r>
+        <w:t xml:space="preserve">). O Swagger declara esse header em todos os endpoints.</w:t>
       </w:r>
     </w:p>
     <w:p>
@@ -1175,7 +1185,91 @@
         <w:spacing w:after="60"/>
       </w:pPr>
       <w:r>
-        <w:t xml:space="preserve">O valor do header está escrito em cada nó HTTP. Não copie para documentos.</w:t>
+        <w:t xml:space="preserve">O valor fica nas </w:t>
+      </w:r>
+      <w:r>
+        <w:rPr>
+          <w:b/>
+          <w:bCs/>
+        </w:rPr>
+        <w:t xml:space="preserve">Variables</w:t>
+      </w:r>
+      <w:r>
+        <w:t xml:space="preserve"> do n8n, </w:t>
+      </w:r>
+      <w:r>
+        <w:rPr>
+          <w:rFonts w:ascii="Consolas" w:cs="Consolas" w:eastAsia="Consolas" w:hAnsi="Consolas"/>
+          <w:color w:val="6A1BBF"/>
+          <w:sz w:val="18"/>
+          <w:szCs w:val="18"/>
+          <w:shd w:fill="F1ECFB" w:color="auto" w:val="clear"/>
+        </w:rPr>
+        <w:t xml:space="preserve">CNN_CID_&lt;código da unidade&gt;</w:t>
+      </w:r>
+      <w:r>
+        <w:t xml:space="preserve"> (ex.: </w:t>
+      </w:r>
+      <w:r>
+        <w:rPr>
+          <w:rFonts w:ascii="Consolas" w:cs="Consolas" w:eastAsia="Consolas" w:hAnsi="Consolas"/>
+          <w:color w:val="6A1BBF"/>
+          <w:sz w:val="18"/>
+          <w:szCs w:val="18"/>
+          <w:shd w:fill="F1ECFB" w:color="auto" w:val="clear"/>
+        </w:rPr>
+        <w:t xml:space="preserve">CNN_CID_ZARNS_SALVADOR</w:t>
+      </w:r>
+      <w:r>
+        <w:t xml:space="preserve">). Cada nó HTTP lê com uma expressão, por exemplo </w:t>
+      </w:r>
+      <w:r>
+        <w:rPr>
+          <w:rFonts w:ascii="Consolas" w:cs="Consolas" w:eastAsia="Consolas" w:hAnsi="Consolas"/>
+          <w:color w:val="6A1BBF"/>
+          <w:sz w:val="18"/>
+          <w:szCs w:val="18"/>
+          <w:shd w:fill="F1ECFB" w:color="auto" w:val="clear"/>
+        </w:rPr>
+        <w:t xml:space="preserve">={{ $vars['CNN_CID_' + $('Validar').first().json.codigoUnidade] || $env['CNN_CID_' + $('Validar').first().json.codigoUnidade] }}</w:t>
+      </w:r>
+      <w:r>
+        <w:t xml:space="preserve"> (a variável de ambiente do servidor com o mesmo nome é a alternativa). Não copie o valor para documentos. Ver </w:t>
+      </w:r>
+      <w:r>
+        <w:rPr>
+          <w:color w:val="1C1FC8"/>
+        </w:rPr>
+        <w:t xml:space="preserve">unidades.md</w:t>
+      </w:r>
+      <w:r>
+        <w:t xml:space="preserve">.</w:t>
+      </w:r>
+    </w:p>
+    <w:p>
+      <w:pPr>
+        <w:pStyle w:val="ListParagraph"/>
+        <w:numPr>
+          <w:ilvl w:val="0"/>
+          <w:numId w:val="2"/>
+        </w:numPr>
+        <w:spacing w:after="60"/>
+      </w:pPr>
+      <w:r>
+        <w:t xml:space="preserve">O usuário e a senha (</w:t>
+      </w:r>
+      <w:r>
+        <w:rPr>
+          <w:rFonts w:ascii="Consolas" w:cs="Consolas" w:eastAsia="Consolas" w:hAnsi="Consolas"/>
+          <w:color w:val="6A1BBF"/>
+          <w:sz w:val="18"/>
+          <w:szCs w:val="18"/>
+          <w:shd w:fill="F1ECFB" w:color="auto" w:val="clear"/>
+        </w:rPr>
+        <w:t xml:space="preserve">API CNN AUTH</w:t>
+      </w:r>
+      <w:r>
+        <w:t xml:space="preserve">) são os mesmos para todas as unidades; só o CID muda.</w:t>
       </w:r>
     </w:p>
     <w:p>
@@ -1191,9 +1285,9 @@
       <w:r>
         <w:drawing>
           <wp:inline distT="0" distB="0" distL="0" distR="0">
-            <wp:extent cx="4629150" cy="3943350"/>
+            <wp:extent cx="4762500" cy="3943350"/>
             <wp:effectExtent t="0" r="0" b="0" l="0"/>
-            <wp:docPr id="34" name="" descr="" title=""/>
+            <wp:docPr id="35" name="" descr="" title=""/>
             <wp:cNvGraphicFramePr>
               <a:graphicFrameLocks xmlns:a="http://schemas.openxmlformats.org/drawingml/2006/main" noChangeAspect="1"/>
             </wp:cNvGraphicFramePr>
@@ -1216,7 +1310,7 @@
                   <pic:spPr bwMode="auto">
                     <a:xfrm>
                       <a:off x="0" y="0"/>
-                      <a:ext cx="4629150" cy="3943350"/>
+                      <a:ext cx="4762500" cy="3943350"/>
                     </a:xfrm>
                     <a:prstGeom prst="rect">
                       <a:avLst/>
@@ -1233,11 +1327,11 @@
       <w:pPr>
         <w:pStyle w:val="Heading2"/>
       </w:pPr>
-      <w:bookmarkStart w:name="_Toc117" w:id="117"/>
+      <w:bookmarkStart w:name="_Toc125" w:id="125"/>
       <w:r>
         <w:t xml:space="preserve">Endpoints</w:t>
       </w:r>
-      <w:bookmarkEnd w:id="117"/>
+      <w:bookmarkEnd w:id="125"/>
     </w:p>
     <w:p>
       <w:pPr>
@@ -4921,11 +5015,11 @@
       <w:pPr>
         <w:pStyle w:val="Heading2"/>
       </w:pPr>
-      <w:bookmarkStart w:name="_Toc118" w:id="118"/>
+      <w:bookmarkStart w:name="_Toc126" w:id="126"/>
       <w:r>
         <w:t xml:space="preserve">Limites e ritmo</w:t>
       </w:r>
-      <w:bookmarkEnd w:id="118"/>
+      <w:bookmarkEnd w:id="126"/>
     </w:p>
     <w:tbl>
       <w:tblPr>
@@ -5548,11 +5642,11 @@
       <w:pPr>
         <w:pStyle w:val="Heading2"/>
       </w:pPr>
-      <w:bookmarkStart w:name="_Toc119" w:id="119"/>
+      <w:bookmarkStart w:name="_Toc127" w:id="127"/>
       <w:r>
         <w:t xml:space="preserve">Erros</w:t>
       </w:r>
-      <w:bookmarkEnd w:id="119"/>
+      <w:bookmarkEnd w:id="127"/>
     </w:p>
     <w:p>
       <w:pPr>
